--- a/FOS/11/Lernbereich_1/Sprachmodelle/Chatbot/OpenAI/OpenAI_Chatbot_LSG.docx
+++ b/FOS/11/Lernbereich_1/Sprachmodelle/Chatbot/OpenAI/OpenAI_Chatbot_LSG.docx
@@ -11,35 +11,27 @@
     </w:p>
     <w:p>
       <w:pPr>
-        <w:rPr>
-          <w:b/>
-          <w:bCs/>
-        </w:rPr>
-      </w:pPr>
-      <w:r>
-        <w:rPr>
-          <w:b/>
-          <w:bCs/>
-        </w:rPr>
-        <w:t xml:space="preserve">Beispiellösung zum </w:t>
+        <w:pStyle w:val="berschrift1"/>
+      </w:pPr>
+      <w:r>
+        <w:t>Beispiel</w:t>
+      </w:r>
+      <w:r>
+        <w:t>-L</w:t>
+      </w:r>
+      <w:r>
+        <w:t xml:space="preserve">ösung zum </w:t>
       </w:r>
       <w:proofErr w:type="spellStart"/>
       <w:r>
-        <w:rPr>
-          <w:b/>
-          <w:bCs/>
-        </w:rPr>
         <w:t>Jupyter</w:t>
       </w:r>
       <w:proofErr w:type="spellEnd"/>
       <w:r>
-        <w:rPr>
-          <w:b/>
-          <w:bCs/>
-        </w:rPr>
         <w:t xml:space="preserve"> Notebook</w:t>
       </w:r>
     </w:p>
+    <w:p/>
     <w:p>
       <w:pPr>
         <w:rPr>
@@ -298,7 +290,13 @@
         <w:t>Gesamtlast:</w:t>
       </w:r>
       <w:r>
-        <w:t xml:space="preserve"> Die Datenmenge wächst bei jedem Austausch quadratisch an. Das verbraucht mehr Rechenleistung (Strom) und damit Geld.</w:t>
+        <w:t xml:space="preserve"> Die Datenmenge wächst bei jedem Austausc</w:t>
+      </w:r>
+      <w:r>
+        <w:t>h</w:t>
+      </w:r>
+      <w:r>
+        <w:t xml:space="preserve"> an. Das verbraucht mehr Rechenleistung (Strom) und damit Geld.</w:t>
       </w:r>
     </w:p>
     <w:p>
@@ -332,7 +330,13 @@
         <w:t>Frage:</w:t>
       </w:r>
       <w:r>
-        <w:t xml:space="preserve"> Was musst du im verlauf ergänzen, damit die KI dein Lieblingshobby weiß?</w:t>
+        <w:t xml:space="preserve"> Was musst du im </w:t>
+      </w:r>
+      <w:r>
+        <w:t>V</w:t>
+      </w:r>
+      <w:r>
+        <w:t>erlauf ergänzen, damit die KI dein Lieblingshobby weiß?</w:t>
       </w:r>
     </w:p>
     <w:p>
@@ -397,6 +401,7 @@
     </w:p>
     <w:p>
       <w:r>
+        <w:lastRenderedPageBreak/>
         <w:t xml:space="preserve">    {"</w:t>
       </w:r>
       <w:proofErr w:type="spellStart"/>
@@ -455,7 +460,6 @@
     </w:p>
     <w:p>
       <w:r>
-        <w:lastRenderedPageBreak/>
         <w:t xml:space="preserve">    {"</w:t>
       </w:r>
       <w:proofErr w:type="spellStart"/>
